--- a/zht/docx/58.content.docx
+++ b/zht/docx/58.content.docx
@@ -136,13 +136,6 @@
         <w:rPr>
           <w:lang w:val="zh_TW" w:bidi="zh_TW"/>
         </w:rPr>
-      </w:r>
-      <w:r>
-        <w:rPr>
-          <w:i/>
-          <w:lang w:val="zh_TW" w:bidi="zh_TW"/>
-        </w:rPr>
-        <w:t>希伯來書1:1, 希伯來書1:2, 希伯來書1:2 (#2), 希伯來書1:3, 希伯來書1:3 (#2), 希伯來書1:4, 希伯來書1:6, 希伯來書1:8, 希伯來書1:9, 希伯來書1:10–11, 希伯來書1:13, 希伯來書1:14, 希伯來書2:1, 希伯來書2:2, 希伯來書2:4, 希伯來書2:5, 希伯來書2:7–8, 希伯來書2:9, 希伯來書2:9 (#2), 希伯來書2:10, 希伯來書2:11, 希伯來書2:14, 希伯來書2:15, 希伯來書2:17, 希伯來書2:18, 希伯來書3:1, 希伯來書3:2–3, 希伯來書3:5, 希伯來書3:5 (#2), 希伯來書3:6, 希伯來書3:6 (#2), 希伯來書3:7–8, 希伯來書3:10–11, 希伯來書3:12, 希伯來書3:13, 希伯來書3:14, 希伯來書3:17, 希伯來書3:17 (#2), 希伯來書3:19, 希伯來書4:2, 希伯來書4:2 (#2), 希伯來書4:3, 希伯來書4:3–4, 希伯來書4:5–6, 希伯來書4:7, 希伯來書4:7 (#2), 希伯來書4:9, 希伯來書4:10, 希伯來書4:11, 希伯來書4:12, 希伯來書4:12 (#2), 希伯來書4:12 (#3), 希伯來書4:13, 希伯來書4:14, 希伯來書4:15, 希伯來書4:15 (#2), 希伯來書4:16, 希伯來書5:1, 希伯來書5:3, 希伯來書5:4, 希伯來書5:5, 希伯來書5:6, 希伯來書5:6 (#2), 希伯來書5:7, 希伯來書5:8, 希伯來書5:9, 希伯來書5:11, 希伯來書5:14, 希伯來書6:1, 希伯來書6:1–2, 希伯來書6:4–5, 希伯來書6:4–6, 希伯來書6:6, 希伯來書6:7–8, 希伯來書6:9, 希伯來書6:10, 希伯來書6:12, 希伯來書6:13–15, 希伯來書6:17, 希伯來書6:18, 希伯來書6:19, 希伯來書6:19–20, 希伯來書7:1, 希伯來書7:2, 希伯來書7:2 (#2), 希伯來書7:3, 希伯來書7:5, 希伯來書7:7, 希伯來書7:9–10, 希伯來書 7:12, 希伯來書 7:14, 希伯來書 7:16, 希伯來書 7:18–19, 希伯來書7:21, 希伯來書7:22, 希伯來書7:25, 希伯來書 7:26, 希伯來書 7:26 (#2), 希伯來書 7:27, 希伯來書 7:28, 希伯來書 8:1, 希伯來書 8:2, 希伯來書 8:3, 希伯來書 8:4, 希伯來書 8:5, 希伯來書 8:5 (#2), 希伯來書 8:6, 希伯來書 8:8, 希伯來書 8:10, 希伯來書 8:11, 希伯來書 8:12, 希伯來書 8:13, 希伯來書 9:1–2, 希伯來書 9:2, 希伯來書 9:3–4, 希伯來書 9:7, 希伯來書 9:9, 希伯來書 9:9 (#2), 希伯來書 9:10, 希伯來書 9:11, 希伯來書 9:12, 希伯來書 9:12 (#2), 希伯來書 9:14, 希伯來書 9:15, 希伯來書 9:17, 希伯來書 9:18–19, 希伯來書 9:22, 希伯來書 9:24, 希伯來書 9:26, 希伯來書 9:27, 希伯來書 9:28, 希伯來書 10:1, 希伯來書 10:3, 希伯來書 10:4, 希伯來書 10:5, 希伯來書 10:8, 希伯來書 10:10, 希伯來書 10:12–13, 希伯來書 10:14, 希伯來書 10:18, 希伯來書 10:19, 希伯來書 10:22, 希伯來書 10:23, 希伯來書 10:25, 希伯來書 10:26–27, 希伯來書 10:28–29, 希伯來書 10:30, 希伯來書 10:34, 希伯來書 10:35–36, 希伯來書 10:38, 希伯來書 10:38 (#2), 希伯來書 10:39, 希伯來書 11:1, 希伯來書 11:3, 希伯來書 11:4, 希伯來書 11:6, 希伯來書 11:7, 希伯來書 11:11, 希伯來書 11:13, 希伯來書 11:13 (#2), 希伯來書 11:16, 希伯來書 11:17–19, 希伯來書 11:22, 希伯來書 11:24–26, 希伯來書 11:28, 希伯來書 11:31, 希伯來書 11:33–34, 希伯來書 11:35–38, 希伯來書 11:39, 希伯來書 11:40, 希伯來書 12:1, 希伯來書 12:2, 希伯來書 12:3, 希伯來書 12:6, 希伯來書 12:8, 希伯來書 12:10, 希伯來書 12:11, 希伯來書 12:14, 希伯來書 12:15, 希伯來書 12:17, 希伯來書 12:19, 希伯來書 12:22, 希伯來書 12:23, 希伯來書 12:23–24, 希伯來書 12:25, 希伯來書 12:26, 希伯來書 12:28, 希伯來書 12:28 (#2), 希伯來書 12:29, 希伯來書 13:2, 希伯來書 13:3, 希伯來書 13:4, 希伯來書 13:4 (#2), 希伯來書 13:5, 希伯來書 13:7, 希伯來書 13:9, 希伯來書 13:11, 希伯來書 13:12, 希伯來書 13:13, 希伯來書 13:14, 希伯來書 13:14 (#2), 希伯來書 13:15, 希伯來書 13:17, 希伯來書 13:21, 希伯來書 13:23</w:t>
       </w:r>
       <w:r>
         <w:rPr>

--- a/zht/docx/58.content.docx
+++ b/zht/docx/58.content.docx
@@ -123,19 +123,6 @@
           <w:lang w:val="zh_TW" w:bidi="zh_TW"/>
         </w:rPr>
         <w:t>HEB</w:t>
-      </w:r>
-      <w:r>
-        <w:rPr>
-          <w:lang w:val="zh_TW" w:bidi="zh_TW"/>
-        </w:rPr>
-      </w:r>
-    </w:p>
-    <w:p>
-      <w:pPr/>
-      <w:r>
-        <w:rPr>
-          <w:lang w:val="zh_TW" w:bidi="zh_TW"/>
-        </w:rPr>
       </w:r>
       <w:r>
         <w:rPr>

--- a/zht/docx/58.content.docx
+++ b/zht/docx/58.content.docx
@@ -19,7 +19,7 @@
         <w:rPr>
           <w:lang w:val="zh_TW" w:bidi="zh_TW"/>
         </w:rPr>
-        <w:t>Resource: 翻譯問題 (unfoldingWord)</w:t>
+        <w:t>Resource: unfoldingWord® Translation Questions</w:t>
       </w:r>
       <w:r>
         <w:rPr>
@@ -85,7 +85,7 @@
         <w:rPr>
           <w:lang w:val="zh_TW" w:bidi="zh_TW"/>
         </w:rPr>
-        <w:t>翻譯問題 (unfoldingWord)</w:t>
+        <w:t>unfoldingWord® Translation Questions</w:t>
       </w:r>
     </w:p>
     <w:p>
